--- a/laravel-app/database/data/internship/handbooks/intercom/Beyond_Intercom_Internship_Day_171_Student_Handbook.docx
+++ b/laravel-app/database/data/internship/handbooks/intercom/Beyond_Intercom_Internship_Day_171_Student_Handbook.docx
@@ -38,7 +38,7 @@
           <w:color w:val="1E293B"/>
           <w:sz w:val="28"/>
         </w:rPr>
-        <w:t>Multi-Department Rehearsal</w:t>
+        <w:t>Capstone Requirements And System Plan — Foundations and Vocabulary</w:t>
       </w:r>
     </w:p>
     <w:p>
@@ -50,7 +50,7 @@
           <w:b w:val="0"/>
           <w:sz w:val="22"/>
         </w:rPr>
-        <w:t>Independent build. Full student study guide and practical laboratory manual for Beyond Enterprise interns.</w:t>
+        <w:t>Orientation and setup. Full student study guide and practical laboratory manual for Beyond Enterprise interns.</w:t>
       </w:r>
     </w:p>
     <w:tbl>
@@ -141,7 +141,7 @@
               <w:rPr>
                 <w:sz w:val="18"/>
               </w:rPr>
-              <w:t>Independent build</w:t>
+              <w:t>Orientation and setup</w:t>
             </w:r>
           </w:p>
         </w:tc>
@@ -154,7 +154,7 @@
               <w:rPr>
                 <w:sz w:val="18"/>
               </w:rPr>
-              <w:t>advanced</w:t>
+              <w:t>capstone</w:t>
             </w:r>
           </w:p>
         </w:tc>
@@ -167,7 +167,7 @@
               <w:rPr>
                 <w:sz w:val="18"/>
               </w:rPr>
-              <w:t>8 hours</w:t>
+              <w:t>8.0 hours</w:t>
             </w:r>
           </w:p>
         </w:tc>
@@ -180,7 +180,7 @@
               <w:rPr>
                 <w:sz w:val="18"/>
               </w:rPr>
-              <w:t>Beyond wired/wireless intercom equipment and laptop-based communication tools</w:t>
+              <w:t>Beyond wired/wireless intercom equipment, laptop-based communication tools, all assigned i</w:t>
             </w:r>
           </w:p>
         </w:tc>
@@ -198,7 +198,7 @@
           <w:color w:val="0B3F90"/>
           <w:sz w:val="20"/>
         </w:rPr>
-        <w:t>Day 171 objective  Complete the independent build for Multi-Department Rehearsal: Apply multi-department rehearsal safely and explain the result in a professional technical report.</w:t>
+        <w:t>Day 171 objective  Complete the orientation and setup for Capstone Requirements And System Plan — Foundations and Vocabulary: Explain and demonstrate capstone requirements and system plan through an authorized baseline, measurable check, documented failure mode, and independent verification.</w:t>
       </w:r>
     </w:p>
     <w:p>
@@ -270,7 +270,7 @@
           <w:b w:val="0"/>
           <w:sz w:val="22"/>
         </w:rPr>
-        <w:t>Submit: Working result evidence, design/configuration files, and a list of assumptions..</w:t>
+        <w:t>Submit: Baseline evidence, completed practical artifact, independent verification, safety/restoration record, and short professional report..</w:t>
       </w:r>
     </w:p>
     <w:p>
@@ -364,7 +364,7 @@
               <w:rPr>
                 <w:sz w:val="18"/>
               </w:rPr>
-              <w:t>0:00–0:30</w:t>
+              <w:t>0:00–0:25</w:t>
             </w:r>
           </w:p>
         </w:tc>
@@ -377,7 +377,7 @@
               <w:rPr>
                 <w:sz w:val="18"/>
               </w:rPr>
-              <w:t>Rewrite objective in own words</w:t>
+              <w:t>Review prior day + authorization checklist</w:t>
             </w:r>
           </w:p>
         </w:tc>
@@ -390,7 +390,7 @@
               <w:rPr>
                 <w:sz w:val="18"/>
               </w:rPr>
-              <w:t>Frame table</w:t>
+              <w:t>Signed pre-flight</w:t>
             </w:r>
           </w:p>
         </w:tc>
@@ -405,7 +405,7 @@
               <w:rPr>
                 <w:sz w:val="18"/>
               </w:rPr>
-              <w:t>0:30–2:30</w:t>
+              <w:t>0:25–1:10</w:t>
             </w:r>
           </w:p>
         </w:tc>
@@ -418,7 +418,7 @@
               <w:rPr>
                 <w:sz w:val="18"/>
               </w:rPr>
-              <w:t>Independent build</w:t>
+              <w:t>Concept study for today's topic</w:t>
             </w:r>
           </w:p>
         </w:tc>
@@ -431,7 +431,7 @@
               <w:rPr>
                 <w:sz w:val="18"/>
               </w:rPr>
-              <w:t>Artifact</w:t>
+              <w:t>Concept notes</w:t>
             </w:r>
           </w:p>
         </w:tc>
@@ -446,7 +446,48 @@
               <w:rPr>
                 <w:sz w:val="18"/>
               </w:rPr>
-              <w:t>2:30–2:45</w:t>
+              <w:t>1:10–2:40</w:t>
+            </w:r>
+          </w:p>
+        </w:tc>
+        <w:tc>
+          <w:tcPr>
+            <w:tcW w:type="dxa" w:w="3408"/>
+          </w:tcPr>
+          <w:p>
+            <w:r>
+              <w:rPr>
+                <w:sz w:val="18"/>
+              </w:rPr>
+              <w:t>Environment verify / light setup lab</w:t>
+            </w:r>
+          </w:p>
+        </w:tc>
+        <w:tc>
+          <w:tcPr>
+            <w:tcW w:type="dxa" w:w="3408"/>
+          </w:tcPr>
+          <w:p>
+            <w:r>
+              <w:rPr>
+                <w:sz w:val="18"/>
+              </w:rPr>
+              <w:t>Working baseline</w:t>
+            </w:r>
+          </w:p>
+        </w:tc>
+      </w:tr>
+      <w:tr>
+        <w:tc>
+          <w:tcPr>
+            <w:tcW w:type="dxa" w:w="3408"/>
+          </w:tcPr>
+          <w:p>
+            <w:r>
+              <w:rPr>
+                <w:sz w:val="18"/>
+              </w:rPr>
+              <w:t>2:40–2:55</w:t>
             </w:r>
           </w:p>
         </w:tc>
@@ -487,7 +528,7 @@
               <w:rPr>
                 <w:sz w:val="18"/>
               </w:rPr>
-              <w:t>2:45–4:15</w:t>
+              <w:t>2:55–4:40</w:t>
             </w:r>
           </w:p>
         </w:tc>
@@ -500,7 +541,7 @@
               <w:rPr>
                 <w:sz w:val="18"/>
               </w:rPr>
-              <w:t>Test / measure / review</w:t>
+              <w:t>Guided mini-exercise + expected checks</w:t>
             </w:r>
           </w:p>
         </w:tc>
@@ -513,7 +554,7 @@
               <w:rPr>
                 <w:sz w:val="18"/>
               </w:rPr>
-              <w:t>Results</w:t>
+              <w:t>First evidence</w:t>
             </w:r>
           </w:p>
         </w:tc>
@@ -528,48 +569,7 @@
               <w:rPr>
                 <w:sz w:val="18"/>
               </w:rPr>
-              <w:t>4:15–5:45</w:t>
-            </w:r>
-          </w:p>
-        </w:tc>
-        <w:tc>
-          <w:tcPr>
-            <w:tcW w:type="dxa" w:w="3408"/>
-          </w:tcPr>
-          <w:p>
-            <w:r>
-              <w:rPr>
-                <w:sz w:val="18"/>
-              </w:rPr>
-              <w:t>Documentation while building</w:t>
-            </w:r>
-          </w:p>
-        </w:tc>
-        <w:tc>
-          <w:tcPr>
-            <w:tcW w:type="dxa" w:w="3408"/>
-          </w:tcPr>
-          <w:p>
-            <w:r>
-              <w:rPr>
-                <w:sz w:val="18"/>
-              </w:rPr>
-              <w:t>README notes</w:t>
-            </w:r>
-          </w:p>
-        </w:tc>
-      </w:tr>
-      <w:tr>
-        <w:tc>
-          <w:tcPr>
-            <w:tcW w:type="dxa" w:w="3408"/>
-          </w:tcPr>
-          <w:p>
-            <w:r>
-              <w:rPr>
-                <w:sz w:val="18"/>
-              </w:rPr>
-              <w:t>5:45–6:00</w:t>
+              <w:t>4:40–4:55</w:t>
             </w:r>
           </w:p>
         </w:tc>
@@ -610,7 +610,7 @@
               <w:rPr>
                 <w:sz w:val="18"/>
               </w:rPr>
-              <w:t>6:00–8:00</w:t>
+              <w:t>4:55–6:25</w:t>
             </w:r>
           </w:p>
         </w:tc>
@@ -623,7 +623,7 @@
               <w:rPr>
                 <w:sz w:val="18"/>
               </w:rPr>
-              <w:t>Evidence + report + rehearsal</w:t>
+              <w:t>Verification + troubleshooting notes</w:t>
             </w:r>
           </w:p>
         </w:tc>
@@ -636,7 +636,48 @@
               <w:rPr>
                 <w:sz w:val="18"/>
               </w:rPr>
-              <w:t>Ready pack</w:t>
+              <w:t>Rerun proof</w:t>
+            </w:r>
+          </w:p>
+        </w:tc>
+      </w:tr>
+      <w:tr>
+        <w:tc>
+          <w:tcPr>
+            <w:tcW w:type="dxa" w:w="3408"/>
+          </w:tcPr>
+          <w:p>
+            <w:r>
+              <w:rPr>
+                <w:sz w:val="18"/>
+              </w:rPr>
+              <w:t>6:25–8:00</w:t>
+            </w:r>
+          </w:p>
+        </w:tc>
+        <w:tc>
+          <w:tcPr>
+            <w:tcW w:type="dxa" w:w="3408"/>
+          </w:tcPr>
+          <w:p>
+            <w:r>
+              <w:rPr>
+                <w:sz w:val="18"/>
+              </w:rPr>
+              <w:t>Evidence pack + report draft</w:t>
+            </w:r>
+          </w:p>
+        </w:tc>
+        <w:tc>
+          <w:tcPr>
+            <w:tcW w:type="dxa" w:w="3408"/>
+          </w:tcPr>
+          <w:p>
+            <w:r>
+              <w:rPr>
+                <w:sz w:val="18"/>
+              </w:rPr>
+              <w:t>Submission draft</w:t>
             </w:r>
           </w:p>
         </w:tc>
@@ -660,7 +701,7 @@
           <w:b w:val="0"/>
           <w:sz w:val="20"/>
         </w:rPr>
-        <w:t>Curriculum objective (source of truth): Apply multi-department rehearsal safely and explain the result in a professional technical report.</w:t>
+        <w:t>Curriculum objective (source of truth): Explain and demonstrate capstone requirements and system plan through an authorized baseline, measurable check, documented failure mode, and independent verification.</w:t>
       </w:r>
     </w:p>
     <w:p>
@@ -672,7 +713,7 @@
           <w:b w:val="0"/>
           <w:sz w:val="22"/>
         </w:rPr>
-        <w:t>Explain Multi-Department Rehearsal to a supervisor in under two minutes.</w:t>
+        <w:t>Explain Capstone Requirements And System Plan — Foundations and Vocabulary to a supervisor in under two minutes.</w:t>
       </w:r>
     </w:p>
     <w:p>
@@ -684,7 +725,7 @@
           <w:b w:val="0"/>
           <w:sz w:val="22"/>
         </w:rPr>
-        <w:t>Configure or verify the approved tools required for Multi-Department Rehearsal.</w:t>
+        <w:t>Configure or verify the approved tools required for Capstone Requirements And System Plan — Foundations and Vocabulary.</w:t>
       </w:r>
     </w:p>
     <w:p>
@@ -696,7 +737,7 @@
           <w:b w:val="0"/>
           <w:sz w:val="22"/>
         </w:rPr>
-        <w:t>Implement or perform the independent build practical for this topic.</w:t>
+        <w:t>Implement or perform the orientation and setup practical for this topic.</w:t>
       </w:r>
     </w:p>
     <w:p>
@@ -752,7 +793,7 @@
           <w:b w:val="0"/>
           <w:sz w:val="22"/>
         </w:rPr>
-        <w:t>Define the professional meaning of “Multi-Department Rehearsal” before you use tools. Do not split the title into meaningless words. Connect each concept to today's practical action.</w:t>
+        <w:t>Define the professional meaning of “Capstone Requirements And System Plan — Foundations and Vocabulary” before you use tools. Do not split the title into meaningless words. Connect each concept to today's practical action.</w:t>
       </w:r>
     </w:p>
     <w:tbl>
@@ -873,7 +914,7 @@
               <w:rPr>
                 <w:sz w:val="18"/>
               </w:rPr>
-              <w:t>Professional practice for Multi-Department Rehearsal</w:t>
+              <w:t>Professional practice for Capstone Requirements And System Plan — Foundations and Vocabulary</w:t>
             </w:r>
           </w:p>
         </w:tc>
@@ -1307,7 +1348,7 @@
           <w:b w:val="0"/>
           <w:sz w:val="22"/>
         </w:rPr>
-        <w:t>Tools available: Beyond wired/wireless intercom equipment and laptop-based communication tools.</w:t>
+        <w:t>Tools available: Beyond wired/wireless intercom equipment, laptop-based communication tools, all assigned intercom tools, PPE, documentation, presentation tools.</w:t>
       </w:r>
     </w:p>
     <w:p>
@@ -1422,7 +1463,7 @@
               <w:rPr>
                 <w:sz w:val="18"/>
               </w:rPr>
-              <w:t>Beyond wired/wireless intercom equipment and laptop-based communication tools</w:t>
+              <w:t>Beyond wired/wireless intercom equipment, laptop-based communication tools, all assigned intercom tools, PPE, documentation, presentation tools</w:t>
             </w:r>
           </w:p>
         </w:tc>
@@ -1475,7 +1516,7 @@
           <w:b w:val="0"/>
           <w:sz w:val="18"/>
         </w:rPr>
-        <w:t>└── Day_171_Multi_Department_Rehearsal/</w:t>
+        <w:t>└── Day_171_Capstone_Requirements_And_System_Plan_Foundation/</w:t>
       </w:r>
     </w:p>
     <w:p>
@@ -1649,7 +1690,7 @@
           <w:color w:val="0B3F90"/>
           <w:sz w:val="24"/>
         </w:rPr>
-        <w:t>Independent build: Multi-Department Rehearsal</w:t>
+        <w:t>Orientation and setup: Capstone Requirements And System Plan — Foundations and Vocabulary</w:t>
       </w:r>
     </w:p>
     <w:p>
@@ -1673,7 +1714,7 @@
           <w:b w:val="0"/>
           <w:sz w:val="20"/>
         </w:rPr>
-        <w:t>• Recreate the multi-department rehearsal solution from a stated scenario without copying the guided answer. Use only approved equipment or an isolated VM lab.</w:t>
+        <w:t>• Review the Day 171 scope, prerequisite from Day 170, and supervisor instructions before touching software, accounts, cables, power, rigging, networks, or equipment.</w:t>
       </w:r>
     </w:p>
     <w:p>
@@ -1685,7 +1726,7 @@
           <w:b w:val="0"/>
           <w:sz w:val="20"/>
         </w:rPr>
-        <w:t>• Work only in an authorized lab, VM or on equipment assigned by Beyond.</w:t>
+        <w:t>• Confirm the authorized lab/equipment boundary, owner, asset IDs, workspace condition, backup/rollback state, emergency procedure, and any PPE or spotter requirement.</w:t>
       </w:r>
     </w:p>
     <w:p>
@@ -1697,7 +1738,79 @@
           <w:b w:val="0"/>
           <w:sz w:val="20"/>
         </w:rPr>
-        <w:t>• Keep time entries truthful and ask the supervisor before changing production equipment.</w:t>
+        <w:t>• Verify only the approved tools for today: Beyond wired/wireless intercom equipment, laptop-based communication tools, all assigned intercom tools, PPE, documentation, presentation tools. Record versions, firmware, serial/asset references, calibration status, or configuration as relevant. Avoid unnecessary installation or updates.</w:t>
+      </w:r>
+    </w:p>
+    <w:p>
+      <w:pPr>
+        <w:spacing w:after="120"/>
+      </w:pPr>
+      <w:r>
+        <w:rPr>
+          <w:b w:val="0"/>
+          <w:sz w:val="20"/>
+        </w:rPr>
+        <w:t>• Create Day_171_capstone_requirements_and_system_plan__foundations_and_vocabul with evidence, diagrams or src, checklists or tests, output, and report folders.</w:t>
+      </w:r>
+    </w:p>
+    <w:p>
+      <w:pPr>
+        <w:spacing w:after="120"/>
+      </w:pPr>
+      <w:r>
+        <w:rPr>
+          <w:b w:val="0"/>
+          <w:sz w:val="20"/>
+        </w:rPr>
+        <w:t>• Capture a privacy-reviewed baseline photograph/screenshot and record expected result, measurement units, acceptance limit, and stop condition.</w:t>
+      </w:r>
+    </w:p>
+    <w:p>
+      <w:pPr>
+        <w:spacing w:after="120"/>
+      </w:pPr>
+      <w:r>
+        <w:rPr>
+          <w:b w:val="0"/>
+          <w:sz w:val="20"/>
+        </w:rPr>
+        <w:t>• Complete the practical objective: Explain and demonstrate capstone requirements and system plan through an authorized baseline, measurable check, documented failure mode, and independent verification.</w:t>
+      </w:r>
+    </w:p>
+    <w:p>
+      <w:pPr>
+        <w:spacing w:after="120"/>
+      </w:pPr>
+      <w:r>
+        <w:rPr>
+          <w:b w:val="0"/>
+          <w:sz w:val="20"/>
+        </w:rPr>
+        <w:t>• Introduce or analyze only an approved controlled fault/edge case. Troubleshoot systematically, preserve evidence, and return the lab/equipment to its approved state.</w:t>
+      </w:r>
+    </w:p>
+    <w:p>
+      <w:pPr>
+        <w:spacing w:after="120"/>
+      </w:pPr>
+      <w:r>
+        <w:rPr>
+          <w:b w:val="0"/>
+          <w:sz w:val="20"/>
+        </w:rPr>
+        <w:t>• Verify independently through a second instrument/path/test, clean rerun, configuration comparison, peer check, or supervisor sign-off. Distinguish evidence from proof.</w:t>
+      </w:r>
+    </w:p>
+    <w:p>
+      <w:pPr>
+        <w:spacing w:after="120"/>
+      </w:pPr>
+      <w:r>
+        <w:rPr>
+          <w:b w:val="0"/>
+          <w:sz w:val="20"/>
+        </w:rPr>
+        <w:t>• Complete the discipline safety/ethics checklist, inventory/custody or cleanup check, and a professional report with honest limitations and assistance disclosure.</w:t>
       </w:r>
     </w:p>
     <w:p>
@@ -1737,7 +1850,7 @@
           <w:b w:val="0"/>
           <w:sz w:val="18"/>
         </w:rPr>
-        <w:t># Topic: Multi-Department Rehearsal</w:t>
+        <w:t># Topic: Capstone Requirements And System Plan — Foundations and Vocabulary</w:t>
       </w:r>
     </w:p>
     <w:p>
@@ -1751,7 +1864,7 @@
           <w:b w:val="0"/>
           <w:sz w:val="18"/>
         </w:rPr>
-        <w:t># Mode: Independent build</w:t>
+        <w:t># Mode: Orientation and setup</w:t>
       </w:r>
     </w:p>
     <w:p>
@@ -1835,7 +1948,7 @@
           <w:b w:val="0"/>
           <w:sz w:val="18"/>
         </w:rPr>
-        <w:t>[ ] Practical procedure for "Multi-Department Rehearsal" completed</w:t>
+        <w:t>[ ] Practical procedure for "Capstone Requirements And System Plan — Foundations and Vocabulary" completed</w:t>
       </w:r>
     </w:p>
     <w:p>
@@ -5272,7 +5385,7 @@
           <w:b w:val="0"/>
           <w:sz w:val="22"/>
         </w:rPr>
-        <w:t>Objective addressed for Multi-Department Rehearsal</w:t>
+        <w:t>Objective addressed for Capstone Requirements And System Plan — Foundations and Vocabulary</w:t>
       </w:r>
     </w:p>
     <w:p>
@@ -5284,7 +5397,7 @@
           <w:b w:val="0"/>
           <w:sz w:val="22"/>
         </w:rPr>
-        <w:t>Independent build practical completed</w:t>
+        <w:t>Orientation and setup practical completed</w:t>
       </w:r>
     </w:p>
     <w:p>
@@ -5376,7 +5489,7 @@
           <w:b w:val="0"/>
           <w:sz w:val="22"/>
         </w:rPr>
-        <w:t>Matches: Working result evidence, design/configuration files, and a list of assumptions.</w:t>
+        <w:t>Matches: Baseline evidence, completed practical artifact, independent verification, safety/restoration record, and short professional report.</w:t>
       </w:r>
     </w:p>
     <w:p>
@@ -5408,7 +5521,7 @@
           <w:b w:val="0"/>
           <w:sz w:val="22"/>
         </w:rPr>
-        <w:t>Explain Multi-Department Rehearsal without reading.</w:t>
+        <w:t>Explain Capstone Requirements And System Plan — Foundations and Vocabulary without reading.</w:t>
       </w:r>
     </w:p>
     <w:p>
@@ -5500,7 +5613,7 @@
           <w:b w:val="0"/>
           <w:sz w:val="22"/>
         </w:rPr>
-        <w:t>Today is Day 171 (Independent build) on Multi-Department Rehearsal. I worked only in the authorized Beyond production communications lab. I completed the practical objective, verified with a second check, and packaged evidence. Main risk: unauthorized or unsafe action; control: checklist + supervisor escalation. Limitation: classroom/lab scope only. Next: continue the topic cycle and keep documentation reproducible.</w:t>
+        <w:t>Today is Day 171 (Orientation and setup) on Capstone Requirements And System Plan — Foundations and Vocabulary. I worked only in the authorized Beyond production communications lab. I completed the practical objective, verified with a second check, and packaged evidence. Main risk: unauthorized or unsafe action; control: checklist + supervisor escalation. Limitation: classroom/lab scope only. Next: continue the topic cycle and keep documentation reproducible.</w:t>
       </w:r>
     </w:p>
     <w:p>
